--- a/lab8/ЛР_8_Фокин_Е_А_Нейронные_Сети.docx
+++ b/lab8/ЛР_8_Фокин_Е_А_Нейронные_Сети.docx
@@ -1046,7 +1046,7 @@
         <w:t xml:space="preserve"> </w:t>
       </w:r>
       <w:r>
-        <w:t xml:space="preserve">для воспроизводимости): построение лидерборда, выбор лучшей модели, оценка её на тесте, извлечение важности признаков, сохранение модели и корректное завершение кластера;</w:t>
+        <w:t xml:space="preserve">для повышения воспроизводимости): построение лидерборда, выбор лучшей модели, оценка её на тесте, извлечение важности признаков, сохранение модели и корректное завершение кластера;</w:t>
       </w:r>
     </w:p>
     <w:p>
@@ -3626,7 +3626,7 @@
           <w:b/>
           <w:bCs/>
         </w:rPr>
-        <w:t xml:space="preserve">StackedEnsemble_AllModels</w:t>
+        <w:t xml:space="preserve">StackedEnsemble_BestOfFamily</w:t>
       </w:r>
       <w:r>
         <w:t xml:space="preserve"> </w:t>
@@ -3642,7 +3642,7 @@
           <w:b/>
           <w:bCs/>
         </w:rPr>
-        <w:t xml:space="preserve">AUC = 0.9694</w:t>
+        <w:t xml:space="preserve">AUC = 0.9703</w:t>
       </w:r>
       <w:r>
         <w:t xml:space="preserve">; на тесте он дал</w:t>
@@ -3655,13 +3655,10 @@
           <w:b/>
           <w:bCs/>
         </w:rPr>
-        <w:t xml:space="preserve">accuracy = 0.9583</w:t>
-      </w:r>
-      <w:r>
-        <w:t xml:space="preserve"> </w:t>
-      </w:r>
-      <w:r>
-        <w:t xml:space="preserve">и</w:t>
+        <w:t xml:space="preserve">accuracy = 0.9375</w:t>
+      </w:r>
+      <w:r>
+        <w:t xml:space="preserve">,</w:t>
       </w:r>
       <w:r>
         <w:t xml:space="preserve"> </w:t>
@@ -3674,10 +3671,7 @@
         <w:t xml:space="preserve">ROC-AUC = 0.9878</w:t>
       </w:r>
       <w:r>
-        <w:t xml:space="preserve"> </w:t>
-      </w:r>
-      <w:r>
-        <w:t xml:space="preserve">(F1 = precision = recall = 0.9583). По важности признаков (GLM) ключевыми оказались число академических задолженностей (</w:t>
+        <w:t xml:space="preserve">, F1 = 0.9362, precision = 0.9565, recall = 0.9167. По важности признаков (GLM) ключевыми оказались число академических задолженностей (</w:t>
       </w:r>
       <w:r>
         <w:rPr>
@@ -3764,20 +3758,20 @@
         <w:pStyle w:val="BodyText"/>
       </w:pPr>
       <w:r>
-        <w:t xml:space="preserve">Таким образом, по качеству на тесте модели выстроились в ряд</w:t>
-      </w:r>
-      <w:r>
-        <w:t xml:space="preserve"> </w:t>
-      </w:r>
-      <w:r>
-        <w:rPr>
-          <w:b/>
-          <w:bCs/>
-        </w:rPr>
-        <w:t xml:space="preserve">FEDOT (0.9792) &gt; НС+Optuna ≈ H2O AutoML (0.9583) &gt; базовая НС (0.8750)</w:t>
-      </w:r>
-      <w:r>
-        <w:t xml:space="preserve">. Главный прирост у всех трёх автоподобранных решений достигнут за счёт</w:t>
+        <w:t xml:space="preserve">Таким образом, по accuracy на тесте модели выстроились в ряд</w:t>
+      </w:r>
+      <w:r>
+        <w:t xml:space="preserve"> </w:t>
+      </w:r>
+      <w:r>
+        <w:rPr>
+          <w:b/>
+          <w:bCs/>
+        </w:rPr>
+        <w:t xml:space="preserve">FEDOT (0.9792) &gt; НС+Optuna (0.9583) &gt; H2O AutoML (0.9375) &gt; базовая НС (0.8750)</w:t>
+      </w:r>
+      <w:r>
+        <w:t xml:space="preserve">, а по ROC-AUC все три автоподобранных решения близки между собой (0.988–0.998) и заметно превосходят базовую сеть (0.972). Главный прирост достигнут за счёт</w:t>
       </w:r>
       <w:r>
         <w:t xml:space="preserve"> </w:t>
@@ -3793,23 +3787,23 @@
         <w:t xml:space="preserve"> </w:t>
       </w:r>
       <w:r>
-        <w:t xml:space="preserve">(0.9583 против 0.7500 у базовой сети): исходная НС была слишком «осторожной» и пропускала часть студентов группы риска. Показательно, что</w:t>
-      </w:r>
-      <w:r>
-        <w:t xml:space="preserve"> </w:t>
-      </w:r>
-      <w:r>
-        <w:rPr>
-          <w:b/>
-          <w:bCs/>
-        </w:rPr>
-        <w:t xml:space="preserve">буквальный подбор гиперпараметров самой нейросети (Optuna) сравнял её с полноценным AutoML-ансамблем H2O</w:t>
-      </w:r>
-      <w:r>
-        <w:t xml:space="preserve"> </w:t>
-      </w:r>
-      <w:r>
-        <w:t xml:space="preserve">— то есть «подбор гиперпараметров» как метод даёт основной эффект, а более сложные ансамбли (FEDOT) добавляют лишь небольшое преимущество. При этом важно честно отметить:</w:t>
+        <w:t xml:space="preserve">(0.92–0.96 против 0.7500 у базовой сети): исходная НС была слишком «осторожной» и пропускала часть студентов группы риска. Показательно, что</w:t>
+      </w:r>
+      <w:r>
+        <w:t xml:space="preserve"> </w:t>
+      </w:r>
+      <w:r>
+        <w:rPr>
+          <w:b/>
+          <w:bCs/>
+        </w:rPr>
+        <w:t xml:space="preserve">буквальный подбор гиперпараметров самой нейросети (Optuna) поднял её до уровня полноценных AutoML-ансамблей</w:t>
+      </w:r>
+      <w:r>
+        <w:t xml:space="preserve"> </w:t>
+      </w:r>
+      <w:r>
+        <w:t xml:space="preserve">(а на данном сплите по accuracy даже превзошёл H2O) — то есть «подбор гиперпараметров» как метод даёт основной эффект, а более сложные ансамбли добавляют лишь небольшое преимущество. При этом важно честно отметить:</w:t>
       </w:r>
       <w:r>
         <w:t xml:space="preserve"> </w:t>
@@ -3835,20 +3829,15 @@
         <w:t xml:space="preserve">автоматизации</w:t>
       </w:r>
       <w:r>
-        <w:t xml:space="preserve">: перебор гиперпараметров, десятков моделей и построение ансамблей выполняются без ручного труда и дают как минимум сопоставимое, а на данной задаче — стабильно более высокое качество. Все результаты</w:t>
-      </w:r>
-      <w:r>
-        <w:t xml:space="preserve"> </w:t>
-      </w:r>
-      <w:r>
-        <w:rPr>
-          <w:b/>
-          <w:bCs/>
-        </w:rPr>
-        <w:t xml:space="preserve">воспроизводимы</w:t>
-      </w:r>
-      <w:r>
-        <w:t xml:space="preserve">: бюджеты заданы в числе проб/моделей/поколений, сплит и</w:t>
+        <w:t xml:space="preserve">: перебор гиперпараметров, десятков моделей и построение ансамблей выполняются без ручного труда и дают как минимум сопоставимое, а на данной задаче — стабильно более высокое качество.</w:t>
+      </w:r>
+    </w:p>
+    <w:p>
+      <w:pPr>
+        <w:pStyle w:val="BodyText"/>
+      </w:pPr>
+      <w:r>
+        <w:t xml:space="preserve">О воспроизводимости: подбор гиперпараметров через Optuna, базовая НС и FEDOT при фиксированном</w:t>
       </w:r>
       <w:r>
         <w:t xml:space="preserve"> </w:t>
@@ -3863,7 +3852,17 @@
         <w:t xml:space="preserve"> </w:t>
       </w:r>
       <w:r>
-        <w:t xml:space="preserve">зафиксированы, а H2O запускается с</w:t>
+        <w:rPr>
+          <w:b/>
+          <w:bCs/>
+        </w:rPr>
+        <w:t xml:space="preserve">полностью детерминированы</w:t>
+      </w:r>
+      <w:r>
+        <w:t xml:space="preserve"> </w:t>
+      </w:r>
+      <w:r>
+        <w:t xml:space="preserve">— повторный запуск даёт идентичные числа. H2O AutoML запускается с</w:t>
       </w:r>
       <w:r>
         <w:t xml:space="preserve"> </w:t>
@@ -3875,10 +3874,23 @@
         <w:t xml:space="preserve">nthreads = 1</w:t>
       </w:r>
       <w:r>
-        <w:t xml:space="preserve"> </w:t>
-      </w:r>
-      <w:r>
-        <w:t xml:space="preserve">(иначе модели Deep Learning недетерминированы из-за многопоточного Hogwild).</w:t>
+        <w:t xml:space="preserve">, но его лидерборд может</w:t>
+      </w:r>
+      <w:r>
+        <w:t xml:space="preserve"> </w:t>
+      </w:r>
+      <w:r>
+        <w:rPr>
+          <w:b/>
+          <w:bCs/>
+        </w:rPr>
+        <w:t xml:space="preserve">незначительно меняться</w:t>
+      </w:r>
+      <w:r>
+        <w:t xml:space="preserve"> </w:t>
+      </w:r>
+      <w:r>
+        <w:t xml:space="preserve">между запусками: входящие в перебор модели Deep Learning в H2O не гарантируют побитовой воспроизводимости (известная особенность библиотеки). При этом кросс-валидационный AUC лидера стабилен (≈ 0.97), а на крошечной тестовой выборке колебание затрагивает 1–2 объекта и не меняет общий вывод работы.</w:t>
       </w:r>
     </w:p>
     <w:bookmarkEnd w:id="56"/>
